--- a/Articles/2026/4_Blender_Tips_and_Tricks/4_ Mirror_a_Reference_image_facing_the_Wrong_Way/Z Generic SEO for Blender Documents.docx
+++ b/Articles/2026/4_Blender_Tips_and_Tricks/4_ Mirror_a_Reference_image_facing_the_Wrong_Way/Z Generic SEO for Blender Documents.docx
@@ -21,9 +21,14 @@
       <w:r>
         <w:t xml:space="preserve"> </w:t>
       </w:r>
-      <w:r>
-        <w:t xml:space="preserve">Bringing in a Reference Image </w:t>
-      </w:r>
+      <w:bookmarkStart w:id="1" w:name="_Hlk236330875"/>
+      <w:r>
+        <w:t>4 Mirror a Reference Image Facing the Wrong Way</w:t>
+      </w:r>
+      <w:r>
+        <w:t xml:space="preserve"> </w:t>
+      </w:r>
+      <w:bookmarkEnd w:id="1"/>
       <w:r>
         <w:t>"&gt;</w:t>
       </w:r>
@@ -81,7 +86,16 @@
         <w:t xml:space="preserve"> </w:t>
       </w:r>
       <w:r>
-        <w:t xml:space="preserve">Bringing in a Reference Image, </w:t>
+        <w:t>Mir</w:t>
+      </w:r>
+      <w:r>
+        <w:t>r</w:t>
+      </w:r>
+      <w:r>
+        <w:t>or a Reference Image Facing the Wrong Way</w:t>
+      </w:r>
+      <w:r>
+        <w:t xml:space="preserve">, </w:t>
       </w:r>
       <w:r>
         <w:t>Blender, 3D Modeling, Animation, Graphic Art</w:t>
@@ -117,7 +131,13 @@
         <w:t xml:space="preserve">explains </w:t>
       </w:r>
       <w:r>
-        <w:t>how to bring in a Reference Image in Blender</w:t>
+        <w:t xml:space="preserve">how to </w:t>
+      </w:r>
+      <w:r>
+        <w:t xml:space="preserve">mirror a reference image facing the wrong way </w:t>
+      </w:r>
+      <w:r>
+        <w:t>in Blender</w:t>
       </w:r>
       <w:r>
         <w:t>/&gt;</w:t>
@@ -139,11 +159,47 @@
       <w:r>
         <w:t>" content="</w:t>
       </w:r>
-      <w:bookmarkStart w:id="1" w:name="_Hlk189913364"/>
-      <w:r>
-        <w:t xml:space="preserve">Bringing in a Reference Image, </w:t>
-      </w:r>
-      <w:bookmarkEnd w:id="1"/>
+      <w:bookmarkStart w:id="2" w:name="_Hlk189913364"/>
+      <w:r>
+        <w:t xml:space="preserve"> </w:t>
+      </w:r>
+      <w:r>
+        <w:t xml:space="preserve">mirror a </w:t>
+      </w:r>
+      <w:r>
+        <w:t>r</w:t>
+      </w:r>
+      <w:r>
+        <w:t xml:space="preserve">eference </w:t>
+      </w:r>
+      <w:r>
+        <w:t>i</w:t>
+      </w:r>
+      <w:r>
+        <w:t xml:space="preserve">mage </w:t>
+      </w:r>
+      <w:r>
+        <w:t>f</w:t>
+      </w:r>
+      <w:r>
+        <w:t xml:space="preserve">acing the </w:t>
+      </w:r>
+      <w:r>
+        <w:t>w</w:t>
+      </w:r>
+      <w:r>
+        <w:t xml:space="preserve">rong </w:t>
+      </w:r>
+      <w:r>
+        <w:t>w</w:t>
+      </w:r>
+      <w:r>
+        <w:t>ay</w:t>
+      </w:r>
+      <w:r>
+        <w:t xml:space="preserve">, </w:t>
+      </w:r>
+      <w:bookmarkEnd w:id="2"/>
       <w:r>
         <w:t>Blender, 3D Modeling, Animation, Graphic Art</w:t>
       </w:r>
@@ -216,7 +272,7 @@
         <w:t>" content="</w:t>
       </w:r>
       <w:r>
-        <w:t>Saturday, February 8, 2025</w:t>
+        <w:t>Thursday, July 30, 2026</w:t>
       </w:r>
       <w:r>
         <w:t>" /&gt;</w:t>
